--- a/일본판/5부/5부_6화_개혁의_대가.docx
+++ b/일본판/5부/5부_6화_개혁의_대가.docx
@@ -92,7 +92,7 @@
           <w:color w:val="555555"/>
           <w:sz w:val="22"/>
         </w:rPr>
-        <w:t>(2024年10月21日(月)午前四時四十分。汐見、桐生法律事務所。日曜の県連の勉強会が長引いて、遼は二階の仮眠室に泊まった。眠れずに階下へ降り、鉄瓶に水を足して火を点ける。机の上の携帯には、十八日の夜の一通が、そのまま残っている。「遅くなっても、出てください」。)</w:t>
+        <w:t>(2024年10月21日(月)午前四時四十分。汐見、桐生法律事務所。日曜の県連の勉強会が長引いて、遼は二階の仮眠室に泊まった。眠れずに階下へ降り、鉄瓶に水を足して火を点ける。机の上の携帯には、十八日の夜の一通が、そのまま残っている。「遅くなっても出てください」。)</w:t>
       </w:r>
     </w:p>
     <w:p>
@@ -246,7 +246,7 @@
           <w:i w:val="0"/>
           <w:sz w:val="22"/>
         </w:rPr>
-        <w:t>……遼さん。朝早くに、すみません。亜美です。</w:t>
+        <w:t>……遼さん。朝早くにすみません。亜美です。</w:t>
       </w:r>
     </w:p>
     <w:p>
@@ -292,7 +292,7 @@
           <w:i w:val="0"/>
           <w:sz w:val="22"/>
         </w:rPr>
-        <w:t>今、警察の方が来て。柳町署の、角田という人です。航が、駅で、……亡くなったって。</w:t>
+        <w:t>今、警察の方が来て。柳町署の角田という人です。航が、駅で、……亡くなったって。</w:t>
       </w:r>
     </w:p>
     <w:p>
@@ -330,7 +330,7 @@
           <w:i w:val="0"/>
           <w:sz w:val="22"/>
         </w:rPr>
-        <w:t>駅は、どこですか。</w:t>
+        <w:t>駅はどこですか。</w:t>
       </w:r>
     </w:p>
     <w:p>
@@ -353,7 +353,7 @@
           <w:i w:val="0"/>
           <w:sz w:val="22"/>
         </w:rPr>
-        <w:t>柳町です。うちの、二つ先の。始発の前に、ホームから、と言われて。何をしに行ったのか、私には、わからなくて。</w:t>
+        <w:t>柳町です。うちの二つ先の。始発の前にホームから、と言われて。何をしに行ったのか、私にはわからなくて。</w:t>
       </w:r>
     </w:p>
     <w:p>
@@ -399,7 +399,7 @@
           <w:i w:val="0"/>
           <w:sz w:val="22"/>
         </w:rPr>
-        <w:t>澪が寝ています。……航は、昨日の夜八時五十分に「遅くなる、先に寝てて」と送ってきて、それだけで。あの人、遼さんに電話すると言っていました。遅くなっても出てください、って、送ったと。</w:t>
+        <w:t>澪が寝ています。……航は昨日の夜八時五十分に「遅くなる先に寝てて」と送ってきてそれだけで。あの人、遼さんに電話すると言っていました。遅くなっても出てください、って、送ったと。</w:t>
       </w:r>
     </w:p>
     <w:p>
@@ -483,7 +483,7 @@
           <w:i w:val="0"/>
           <w:sz w:val="22"/>
         </w:rPr>
-        <w:t>今朝は、出ました。亜美さんの電話に、出ました。(間)今から行きます。一番の新幹線に乗ります。</w:t>
+        <w:t>今朝は出ました。亜美さんの電話に、出ました。(間)今から行きます。一番の新幹線に乗ります。</w:t>
       </w:r>
     </w:p>
     <w:p>
@@ -521,7 +521,7 @@
           <w:i w:val="0"/>
           <w:sz w:val="22"/>
         </w:rPr>
-        <w:t>……はい、三浦です。先生？ こんな時間に。</w:t>
+        <w:t>……はい三浦です。先生？ こんな時間に。</w:t>
       </w:r>
     </w:p>
     <w:p>
@@ -544,7 +544,7 @@
           <w:i w:val="0"/>
           <w:sz w:val="22"/>
         </w:rPr>
-        <w:t>相沢が、亡くなりました。</w:t>
+        <w:t>相沢が亡くなりました。</w:t>
       </w:r>
     </w:p>
     <w:p>
@@ -582,7 +582,7 @@
           <w:i w:val="0"/>
           <w:sz w:val="22"/>
         </w:rPr>
-        <w:t>すぐ行きます。十分で。(間)湯呑み、片づけないで。そのまま、置いといてください。</w:t>
+        <w:t>すぐ行きます。十分で。(間)湯呑み片づけないで。そのまま置いといてください。</w:t>
       </w:r>
     </w:p>
     <w:p>
@@ -635,7 +635,7 @@
           <w:i w:val="0"/>
           <w:sz w:val="22"/>
         </w:rPr>
-        <w:t>相沢航さん、三十八歳。本日、午前四時五十一分、柳町駅二番線ホームから、駅の非常通報が入りました。救急隊が五時二十分に確認して、死亡とされています。始発は、三十分遅れました。</w:t>
+        <w:t>相沢航さん、三十八歳。本日、午前四時五十一分、柳町駅二番線ホームから、駅の非常通報が入りました。救急隊が五時二十分に確認して、死亡とされています。始発は三十分遅れました。</w:t>
       </w:r>
     </w:p>
     <w:p>
@@ -719,7 +719,7 @@
           <w:i w:val="0"/>
           <w:sz w:val="22"/>
         </w:rPr>
-        <w:t>ホームからの転落、という意味です。……ご主人は、昨夜、お酒を？</w:t>
+        <w:t>ホームからの転落、という意味です。……ご主人は昨夜、お酒を？</w:t>
       </w:r>
     </w:p>
     <w:p>
@@ -811,7 +811,7 @@
           <w:i w:val="0"/>
           <w:sz w:val="22"/>
         </w:rPr>
-        <w:t>角田さん。「事故」というのは、もう決まったという意味ですか。それとも、今の見込みですか。</w:t>
+        <w:t>角田さん。「事故」というのは、もう決まったという意味ですか。それとも今の見込みですか。</w:t>
       </w:r>
     </w:p>
     <w:p>
@@ -834,7 +834,7 @@
           <w:i w:val="0"/>
           <w:sz w:val="22"/>
         </w:rPr>
-        <w:t>見込みです。決まったものは、まだ何も。(少し間を置く)ただ、見込みというのは、たいてい、そのまま決まります。</w:t>
+        <w:t>見込みです。決まったものは、まだ何も。(少し間を置く)ただ見込みというのは、たいていそのまま決まります。</w:t>
       </w:r>
     </w:p>
     <w:p>
@@ -849,7 +849,7 @@
           <w:color w:val="555555"/>
           <w:sz w:val="22"/>
         </w:rPr>
-        <w:t>(角田は正直な人間の顔をしている。それが遼には、かえって重い。)</w:t>
+        <w:t>(角田は正直な人間の顔をしている。それが遼にはかえって重い。)</w:t>
       </w:r>
     </w:p>
     <w:p>
@@ -872,7 +872,7 @@
           <w:i w:val="0"/>
           <w:sz w:val="22"/>
         </w:rPr>
-        <w:t>失礼ですが、真壁さんは、ご親族で。</w:t>
+        <w:t>失礼ですが真壁さんはご親族で。</w:t>
       </w:r>
     </w:p>
     <w:p>
@@ -895,7 +895,7 @@
           <w:i w:val="0"/>
           <w:sz w:val="22"/>
         </w:rPr>
-        <w:t>高校の同級生です。法律上は、友人です。同席だけ、させてください。</w:t>
+        <w:t>高校の同級生です。法律上は友人です。同席だけさせてください。</w:t>
       </w:r>
     </w:p>
     <w:p>
@@ -964,7 +964,7 @@
           <w:i w:val="0"/>
           <w:sz w:val="22"/>
         </w:rPr>
-        <w:t>承知しました。(亜美に向き直る)ご主人のお仕事は、弁護士さんと。最近、何か、お仕事のことで。</w:t>
+        <w:t>承知しました。(亜美に向き直る)ご主人のお仕事は、弁護士さんと。最近、何かお仕事のことで。</w:t>
       </w:r>
     </w:p>
     <w:p>
@@ -987,7 +987,7 @@
           <w:i w:val="0"/>
           <w:sz w:val="22"/>
         </w:rPr>
-        <w:t>「検察の件」と、それだけです。聞いても、言わない人でした。</w:t>
+        <w:t>「検察の件」と、それだけです。聞いても言わない人でした。</w:t>
       </w:r>
     </w:p>
     <w:p>
@@ -1048,7 +1048,7 @@
           <w:color w:val="555555"/>
           <w:sz w:val="22"/>
         </w:rPr>
-        <w:t>(角田はペンを持った手を止めたまま、少しのあいだ、書かない。それから、湯呑みに視線を落とし、「今日は、ここまでにしましょう」と言う。)</w:t>
+        <w:t>(角田はペンを持った手を止めたまま、少しのあいだ書かない。それから湯呑みに視線を落とし、「今日はここまでにしましょう」と言う。)</w:t>
       </w:r>
     </w:p>
     <w:p>
@@ -1155,7 +1155,7 @@
           <w:i w:val="0"/>
           <w:sz w:val="22"/>
         </w:rPr>
-        <w:t>同じに、したくなる。そのほうが、楽だから。</w:t>
+        <w:t>同じにしたくなる。そのほうが楽だから。</w:t>
       </w:r>
     </w:p>
     <w:p>
@@ -1223,7 +1223,7 @@
           <w:color w:val="555555"/>
           <w:sz w:val="22"/>
         </w:rPr>
-        <w:t>(2024年10月22日(火)午前八時三十分。第一議員会館七階、七一五号室。長机に灯、宇佐美、榊、遼。三浦は亜美の側に残り、携帯で繋がっている。机の上には、六法と、灯が昨夜作った一枚の表。遼は、昨夜ほとんど眠っていない。)</w:t>
+        <w:t>(2024年10月22日(火)午前八時三十分。第一議員会館七階、七一五号室。長机に灯、宇佐美、榊、遼。三浦は亜美の側に残り、携帯で繋がっている。机の上には六法と灯が昨夜作った一枚の表。遼は、昨夜ほとんど眠っていない。)</w:t>
       </w:r>
     </w:p>
     <w:p>
@@ -1246,7 +1246,7 @@
           <w:i w:val="0"/>
           <w:sz w:val="22"/>
         </w:rPr>
-        <w:t>先生、最初に、いま動かせる人を整理します。亜美さんは配偶者で、ご遺体の引き取り、解剖の承諾、遺品の受領ができます。先生は、法律上は友人です。</w:t>
+        <w:t>先生、最初にいま動かせる人を整理します。亜美さんは配偶者で、ご遺体の引き取り、解剖の承諾、遺品の受領ができます。先生は法律上は友人です。</w:t>
       </w:r>
     </w:p>
     <w:p>
@@ -1269,7 +1269,7 @@
           <w:i w:val="0"/>
           <w:sz w:val="22"/>
         </w:rPr>
-        <w:t>友人で、結構です。</w:t>
+        <w:t>友人で結構です。</w:t>
       </w:r>
     </w:p>
     <w:p>
@@ -1292,7 +1292,7 @@
           <w:i w:val="0"/>
           <w:sz w:val="22"/>
         </w:rPr>
-        <w:t>申請の名義は、全部、亜美さんです。代理人は宇佐美先生。先生が前に出ると、「議員の圧力」と書かれます。出ないことが、いちばん強い動きです。</w:t>
+        <w:t>申請の名義は全部、亜美さんです。代理人は宇佐美先生。先生が前に出ると、「議員の圧力」と書かれます。出ないことが、いちばん強い動きです。</w:t>
       </w:r>
     </w:p>
     <w:p>
@@ -1361,7 +1361,7 @@
           <w:i w:val="0"/>
           <w:sz w:val="22"/>
         </w:rPr>
-        <w:t>本文は検察官で、実際は、代わりの者が行う、ということでございますね。</w:t>
+        <w:t>本文は検察官で、実際は代わりの者が行う、ということでございますね。</w:t>
       </w:r>
     </w:p>
     <w:p>
@@ -1384,7 +1384,7 @@
           <w:i w:val="0"/>
           <w:sz w:val="22"/>
         </w:rPr>
-        <w:t>はい。署の判断が、検察官の名前で書類になる。相沢さんが調べていたのが検察の内側なら、検視の入り口に、検察が立っていることになります。偏る、と言うつもりはありません。偏りうる、と言われない形に、しておきたい。そのために、第二の目を入れます。</w:t>
+        <w:t>はい。署の判断が、検察官の名前で書類になる。相沢さんが調べていたのが検察の内側なら、検視の入り口に、検察が立っていることになります。偏る、と言うつもりはありません。偏りうる、と言われない形に、しておきたい。そのために第二の目を入れます。</w:t>
       </w:r>
     </w:p>
     <w:p>
@@ -1453,7 +1453,7 @@
           <w:i w:val="0"/>
           <w:sz w:val="22"/>
         </w:rPr>
-        <w:t>先生からでは、なく、宇佐美先生から説明してもらいます。先生が頼むと、断りにくい。</w:t>
+        <w:t>先生からではなく、宇佐美先生から説明してもらいます。先生が頼むと、断りにくい。</w:t>
       </w:r>
     </w:p>
     <w:p>
@@ -1560,7 +1560,7 @@
           <w:i w:val="0"/>
           <w:sz w:val="22"/>
         </w:rPr>
-        <w:t>保存の依頼書は、今日中に会社へ送ります。法的な義務は、ありません。ただ、依頼を受けたという記録が、会社の側に残ります。</w:t>
+        <w:t>保存の依頼書は、今日中に会社へ送ります。法的な義務はありません。ただ依頼を受けたという記録が、会社の側に残ります。</w:t>
       </w:r>
     </w:p>
     <w:p>
@@ -1644,7 +1644,7 @@
           <w:i w:val="0"/>
           <w:sz w:val="22"/>
         </w:rPr>
-        <w:t>先生。順番を、間違えないでください。事故でも、事件でもない今のうちに、消えるものから先に押さえます。先に、論じない。</w:t>
+        <w:t>先生。順番を間違えないでください。事故でも事件でもない今のうちに、消えるものから先に押さえます。先に、論じない。</w:t>
       </w:r>
     </w:p>
     <w:p>
@@ -1690,7 +1690,7 @@
           <w:i w:val="0"/>
           <w:sz w:val="22"/>
         </w:rPr>
-        <w:t>署へは、午後に私が行く。亜美さんと、灯さんも。</w:t>
+        <w:t>署へは午後に私が行く。亜美さんと、灯さんも。</w:t>
       </w:r>
     </w:p>
     <w:p>
@@ -1713,7 +1713,7 @@
           <w:i w:val="0"/>
           <w:sz w:val="22"/>
         </w:rPr>
-        <w:t>お茶は、のちほど。いまは、数える仕事をいたします。(手帳に書く。「十月二十二日　残り十三日」)</w:t>
+        <w:t>お茶はのちほど。いまは数える仕事をいたします。(手帳に書く。「十月二十二日　残り十三日」)</w:t>
       </w:r>
     </w:p>
     <w:p>
@@ -1743,7 +1743,7 @@
           <w:color w:val="555555"/>
           <w:sz w:val="22"/>
         </w:rPr>
-        <w:t>(2024年10月22日(火)午後四時十分。柳町警察署の一階、窓口の脇の面談室。宇佐美、亜美、灯が並び、向かいに角田。遼は署の外の長椅子に残る。宇佐美の指示である。灯は書面を三通、クリアファイルから出して、机の上に揃える。)</w:t>
+        <w:t>(2024年10月22日(火)午後四時十分。柳町警察署の一階、窓口の脇の面談室。宇佐美、亜美、灯が並び向かいに角田。遼は署の外の長椅子に残る。宇佐美の指示である。灯は書面を三通、クリアファイルから出して、机の上に揃える。)</w:t>
       </w:r>
     </w:p>
     <w:p>
@@ -1766,7 +1766,7 @@
           <w:i w:val="0"/>
           <w:sz w:val="22"/>
         </w:rPr>
-        <w:t>角田さん。まず、遺族の代理人として、書面を三通お渡しします。一、駅の映像の保存依頼。二、携帯の領置目録の交付請求。三、承諾解剖の実施通知。解剖は、明日の午前十時に、大学の法医学教室で行います。</w:t>
+        <w:t>角田さん。まず、遺族の代理人として、書面を三通お渡しします。一、駅の映像の保存依頼。二、携帯の領置目録の交付請求。三、承諾解剖の実施通知。解剖は明日の午前十時に、大学の法医学教室で行います。</w:t>
       </w:r>
     </w:p>
     <w:p>
@@ -1835,7 +1835,7 @@
           <w:i w:val="0"/>
           <w:sz w:val="22"/>
         </w:rPr>
-        <w:t>映像は、署として確認済みです。ホーム上に、他の方の接触を示すものは、ありませんでした。</w:t>
+        <w:t>映像は署として確認済みです。ホーム上に、他の方の接触を示すものは、ありませんでした。</w:t>
       </w:r>
     </w:p>
     <w:p>
@@ -1881,7 +1881,7 @@
           <w:i w:val="0"/>
           <w:sz w:val="22"/>
         </w:rPr>
-        <w:t>捜査資料ですので、ご遺族にも、お見せできません。</w:t>
+        <w:t>捜査資料ですので、ご遺族にもお見せできません。</w:t>
       </w:r>
     </w:p>
     <w:p>
@@ -1904,7 +1904,7 @@
           <w:i w:val="0"/>
           <w:sz w:val="22"/>
         </w:rPr>
-        <w:t>刑事訴訟法四十七条。訴訟に関する書類は、公判の開廷前には公にしないのが原則だ。ただし書きに、公益上の必要その他の事由があって相当と認められる場合は別、とある。(間)角田さん。事件ではないと言いながら、事件の資料だから見せられないと言う。順序が、逆ではないですか。</w:t>
+        <w:t>刑事訴訟法四十七条。訴訟に関する書類は、公判の開廷前には公にしないのが原則だ。ただし書きに、公益上の必要その他の事由があって相当と認められる場合は別、とある。(間)角田さん。事件ではないと言いながら、事件の資料だから見せられないと言う。順序が逆ではないですか。</w:t>
       </w:r>
     </w:p>
     <w:p>
@@ -1927,7 +1927,7 @@
           <w:i w:val="0"/>
           <w:sz w:val="22"/>
         </w:rPr>
-        <w:t>……ごもっともです。ただ、私の判断では、ありません。</w:t>
+        <w:t>……ごもっともです。ただ私の判断ではありません。</w:t>
       </w:r>
     </w:p>
     <w:p>
@@ -1973,7 +1973,7 @@
           <w:i w:val="0"/>
           <w:sz w:val="22"/>
         </w:rPr>
-        <w:t>提出を受けたものは、保管します。それは、約束できます。</w:t>
+        <w:t>提出を受けたものは、保管します。それは約束できます。</w:t>
       </w:r>
     </w:p>
     <w:p>
@@ -1996,7 +1996,7 @@
           <w:i w:val="0"/>
           <w:sz w:val="22"/>
         </w:rPr>
-        <w:t>受領印を、いただけますか。(依頼書の控えを差し出す)</w:t>
+        <w:t>受領印をいただけますか。(依頼書の控えを差し出す)</w:t>
       </w:r>
     </w:p>
     <w:p>
@@ -2011,7 +2011,7 @@
           <w:color w:val="555555"/>
           <w:sz w:val="22"/>
         </w:rPr>
-        <w:t>(角田は一瞬ためらい、朱肉に印を当てる。控えの隅に、赤い丸が一つ付く。)</w:t>
+        <w:t>(角田は一瞬ためらい、朱肉に印を当てる。控えの隅に赤い丸が一つ付く。)</w:t>
       </w:r>
     </w:p>
     <w:p>
@@ -2034,7 +2034,7 @@
           <w:i w:val="0"/>
           <w:sz w:val="22"/>
         </w:rPr>
-        <w:t>角田さん。ご主人、と呼ばれるたびに、わからなくなるんです。航は、まだ、そこにいるのかどうか。</w:t>
+        <w:t>角田さん。ご主人、と呼ばれるたびに、わからなくなるんです。航は、まだそこにいるのかどうか。</w:t>
       </w:r>
     </w:p>
     <w:p>
@@ -2057,7 +2057,7 @@
           <w:i w:val="0"/>
           <w:sz w:val="22"/>
         </w:rPr>
-        <w:t>……申し訳ありません。呼び方を、改めます。</w:t>
+        <w:t>……申し訳ありません。呼び方を改めます。</w:t>
       </w:r>
     </w:p>
     <w:p>
@@ -2080,7 +2080,7 @@
           <w:i w:val="0"/>
           <w:sz w:val="22"/>
         </w:rPr>
-        <w:t>いえ、そのままで。そう呼ばれると、この部屋にいる間だけ、まだ、いるような気がするから。</w:t>
+        <w:t>いえそのままで。そう呼ばれると、この部屋にいる間だけ、まだいるような気がするから。</w:t>
       </w:r>
     </w:p>
     <w:p>
@@ -2110,7 +2110,7 @@
           <w:color w:val="555555"/>
           <w:sz w:val="22"/>
         </w:rPr>
-        <w:t>(廊下に出て、灯が携帯を取り出す。スピーカーにして、壁際に立つ。呼び出しは三度。)</w:t>
+        <w:t>(廊下に出て灯が携帯を取り出す。スピーカーにして、壁際に立つ。呼び出しは三度。)</w:t>
       </w:r>
     </w:p>
     <w:p>
@@ -2179,7 +2179,7 @@
           <w:i w:val="0"/>
           <w:sz w:val="22"/>
         </w:rPr>
-        <w:t>はい。……規程では、ホームのカメラは十四日で自動的に上書きされます。警察から提出要請のあった範囲は、別に保管しています。ただ、それ以外の、たとえば改札や階段や通路のカメラは、要請の範囲に入っておりませんので、十一月四日の朝には消えます。</w:t>
+        <w:t>はい。……規程では、ホームのカメラは十四日で自動的に上書きされます。警察から提出要請のあった範囲は、別に保管しています。ただそれ以外の、たとえば改札や階段や通路のカメラは、要請の範囲に入っておりませんので、十一月四日の朝には消えます。</w:t>
       </w:r>
     </w:p>
     <w:p>
@@ -2225,7 +2225,7 @@
           <w:i w:val="0"/>
           <w:sz w:val="22"/>
         </w:rPr>
-        <w:t>ご依頼は承ります。ただ、お客さまの映像ですので、ご遺族でも、そのままお見せはできません。裁判所の手続きがあれば、別ですが。</w:t>
+        <w:t>ご依頼は承ります。ただお客さまの映像ですので、ご遺族でも、そのままお見せはできません。裁判所の手続きがあれば、別ですが。</w:t>
       </w:r>
     </w:p>
     <w:p>
@@ -2286,7 +2286,7 @@
           <w:i w:val="0"/>
           <w:sz w:val="22"/>
         </w:rPr>
-        <w:t>……担当部署で検討して、折り返します。(間)ご不幸に、お悔やみ申し上げます。駅員の中にも、動揺している者がおりまして。</w:t>
+        <w:t>……担当部署で検討して、折り返します。(間)ご不幸にお悔やみ申し上げます。駅員の中にも、動揺している者がおりまして。</w:t>
       </w:r>
     </w:p>
     <w:p>
@@ -2309,7 +2309,7 @@
           <w:i w:val="0"/>
           <w:sz w:val="22"/>
         </w:rPr>
-        <w:t>折り返しは、いつ頃。</w:t>
+        <w:t>折り返しはいつ頃。</w:t>
       </w:r>
     </w:p>
     <w:p>
@@ -2355,7 +2355,7 @@
           <w:i w:val="0"/>
           <w:sz w:val="22"/>
         </w:rPr>
-        <w:t>十一月四日は、動きません。それまでに、お願いします。</w:t>
+        <w:t>十一月四日は、動きません。それまでにお願いします。</w:t>
       </w:r>
     </w:p>
     <w:p>
@@ -2393,7 +2393,7 @@
           <w:i w:val="0"/>
           <w:sz w:val="22"/>
         </w:rPr>
-        <w:t>……私、二十三歳なんですけど。この電話で、一生分使いました。</w:t>
+        <w:t>……私、二十三歳なんですけど。この電話で一生分使いました。</w:t>
       </w:r>
     </w:p>
     <w:p>
@@ -2454,7 +2454,7 @@
           <w:i w:val="0"/>
           <w:sz w:val="22"/>
         </w:rPr>
-        <w:t>受領印は取れた。会社は、折り返す。</w:t>
+        <w:t>受領印は取れた。会社は折り返す。</w:t>
       </w:r>
     </w:p>
     <w:p>
@@ -2515,7 +2515,7 @@
           <w:color w:val="555555"/>
           <w:sz w:val="22"/>
         </w:rPr>
-        <w:t>(遼は頷いて、膝の上の拳を、ゆっくり開く。)</w:t>
+        <w:t>(遼は頷いて膝の上の拳をゆっくり開く。)</w:t>
       </w:r>
     </w:p>
     <w:p>
@@ -2545,7 +2545,7 @@
           <w:color w:val="555555"/>
           <w:sz w:val="22"/>
         </w:rPr>
-        <w:t>(2024年10月23日(水)午後三時。柳町警察署の一階、窓口の奥の小部屋。机の上に透明のトレイが一つ。亜美、宇佐美、遼の三人に、角田が向かう。午前中の承諾解剖は終わり、結果は書面で三週間ほどかかると、宇佐美が先ほど伝えたところ。)</w:t>
+        <w:t>(2024年10月23日(水)午後三時。柳町警察署の一階、窓口の奥の小部屋。机の上に透明のトレイが一つ。亜美、宇佐美、遼の三人に角田が向かう。午前中の承諾解剖は終わり、結果は書面で三週間ほどかかると、宇佐美が先ほど伝えたところ。)</w:t>
       </w:r>
     </w:p>
     <w:p>
@@ -2568,7 +2568,7 @@
           <w:i w:val="0"/>
           <w:sz w:val="22"/>
         </w:rPr>
-        <w:t>本日お返しできるのは、こちらです。財布、鍵束、名刺入れ、手帳、ハンカチ、財布の中のレシートが一枚。携帯は、破損しているため、解析中で、まだお返しできません。</w:t>
+        <w:t>本日お返しできるのは、こちらです。財布、鍵束、名刺入れ手帳、ハンカチ財布の中のレシートが一枚。携帯は破損しているため、解析中でまだお返しできません。</w:t>
       </w:r>
     </w:p>
     <w:p>
@@ -2614,7 +2614,7 @@
           <w:i w:val="0"/>
           <w:sz w:val="22"/>
         </w:rPr>
-        <w:t>はい。目録は、作りました。(紙を一枚、宇佐美に渡す)</w:t>
+        <w:t>はい。目録は作りました。(紙を一枚、宇佐美に渡す)</w:t>
       </w:r>
     </w:p>
     <w:p>
@@ -2675,7 +2675,7 @@
           <w:i w:val="0"/>
           <w:sz w:val="22"/>
         </w:rPr>
-        <w:t>……予定が、入っていません。十月の頁が、真っ白で。</w:t>
+        <w:t>……予定が、入っていません。十月の頁が真っ白で。</w:t>
       </w:r>
     </w:p>
     <w:p>
@@ -2698,7 +2698,7 @@
           <w:i w:val="0"/>
           <w:sz w:val="22"/>
         </w:rPr>
-        <w:t>手帳は、そうでした。</w:t>
+        <w:t>手帳はそうでした。</w:t>
       </w:r>
     </w:p>
     <w:p>
@@ -2721,7 +2721,7 @@
           <w:i w:val="0"/>
           <w:sz w:val="22"/>
         </w:rPr>
-        <w:t>あの人は、予定を手帳に書かない人でした。頭の中に全部あって、手帳は、人の名前を書くところで。(頁をめくる指が止まる)最後の頁は、何も。</w:t>
+        <w:t>あの人は、予定を手帳に書かない人でした。頭の中に全部あって、手帳は人の名前を書くところで。(頁をめくる指が止まる)最後の頁は何も。</w:t>
       </w:r>
     </w:p>
     <w:p>
@@ -2759,7 +2759,7 @@
           <w:i w:val="0"/>
           <w:sz w:val="22"/>
         </w:rPr>
-        <w:t>二十四時間営業のコーヒー店のレシートです。日付は、二十日の日曜、二十三時五十二分。ホットコーヒーのSサイズが一点。</w:t>
+        <w:t>二十四時間営業のコーヒー店のレシートです。日付は二十日の日曜、二十三時五十二分。ホットコーヒーのSサイズが一点。</w:t>
       </w:r>
     </w:p>
     <w:p>
@@ -2782,7 +2782,7 @@
           <w:i w:val="0"/>
           <w:sz w:val="22"/>
         </w:rPr>
-        <w:t>コーヒー。……お酒じゃ、なくて。</w:t>
+        <w:t>コーヒー。……お酒じゃなくて。</w:t>
       </w:r>
     </w:p>
     <w:p>
@@ -2805,7 +2805,7 @@
           <w:i w:val="0"/>
           <w:sz w:val="22"/>
         </w:rPr>
-        <w:t>その後の約五時間の行動は、まだ、確認が取れていません。</w:t>
+        <w:t>その後の約五時間の行動は、まだ確認が取れていません。</w:t>
       </w:r>
     </w:p>
     <w:p>
@@ -2866,7 +2866,7 @@
           <w:color w:val="555555"/>
           <w:sz w:val="22"/>
         </w:rPr>
-        <w:t>(亜美はレシートを裏返す。そこに、青いボールペンで、一行。)</w:t>
+        <w:t>(亜美はレシートを裏返す。そこに青いボールペンで、一行。)</w:t>
       </w:r>
     </w:p>
     <w:p>
@@ -2904,7 +2904,7 @@
           <w:color w:val="555555"/>
           <w:sz w:val="22"/>
         </w:rPr>
-        <w:t>(遼が身を乗り出し、宇佐美も覗き込む。小さな、整った字で、こう書いてある。)</w:t>
+        <w:t>(遼が身を乗り出し、宇佐美も覗き込む。小さな整った字でこう書いてある。)</w:t>
       </w:r>
     </w:p>
     <w:p>
@@ -2941,7 +2941,7 @@
           <w:i w:val="0"/>
           <w:sz w:val="22"/>
         </w:rPr>
-        <w:t>財布の中に、折って入れてありました。遺書とは、扱っておりません。事故の判断も、変わりません。ただ、……意味は、おわかりになりますか。</w:t>
+        <w:t>財布の中に、折って入れてありました。遺書とは扱っておりません。事故の判断も変わりません。ただ……意味は、おわかりになりますか。</w:t>
       </w:r>
     </w:p>
     <w:p>
@@ -3010,7 +3010,7 @@
           <w:i w:val="0"/>
           <w:sz w:val="22"/>
         </w:rPr>
-        <w:t>彼の字です。意味は、わかりません。</w:t>
+        <w:t>彼の字です。意味はわかりません。</w:t>
       </w:r>
     </w:p>
     <w:p>
@@ -3048,7 +3048,7 @@
           <w:i w:val="0"/>
           <w:sz w:val="22"/>
         </w:rPr>
-        <w:t>急いで書いた字では、ないです。あの人、字は、いつも丁寧で。でも、これは、……ちゃんと座って書いた字に、見える。</w:t>
+        <w:t>急いで書いた字では、ないです。あの人、字は、いつも丁寧で。でも、これは……ちゃんと座って書いた字に、見える。</w:t>
       </w:r>
     </w:p>
     <w:p>
@@ -3071,7 +3071,7 @@
           <w:i w:val="0"/>
           <w:sz w:val="22"/>
         </w:rPr>
-        <w:t>写しを三通取っていいか。原本は、亜美さんの元に戻す。写しは、私と、灯さんと、もう一通は、署で保管してほしい。</w:t>
+        <w:t>写しを三通取っていいか。原本は亜美さんの元に戻す。写しは私と、灯さんと、もう一通は署で保管してほしい。</w:t>
       </w:r>
     </w:p>
     <w:p>
@@ -3117,7 +3117,7 @@
           <w:i w:val="0"/>
           <w:sz w:val="22"/>
         </w:rPr>
-        <w:t>「事故として処理した時点で、こういうものが、ありました」という記録が、署の側に残る。それが欲しい。</w:t>
+        <w:t>「事故として処理した時点で、こういうものが、ありました」という記録が署の側に残る。それが欲しい。</w:t>
       </w:r>
     </w:p>
     <w:p>
@@ -3155,7 +3155,7 @@
           <w:color w:val="555555"/>
           <w:sz w:val="22"/>
         </w:rPr>
-        <w:t>(廊下のコピー機の前で、遼は写しを一枚受け取る。紙の上の字を、一度だけ、声に出さずに読む。亜美が隣に立つ。)</w:t>
+        <w:t>(廊下のコピー機の前で、遼は写しを一枚受け取る。紙の上の字を一度だけ声に出さずに読む。亜美が隣に立つ。)</w:t>
       </w:r>
     </w:p>
     <w:p>
@@ -3178,7 +3178,7 @@
           <w:i w:val="0"/>
           <w:sz w:val="22"/>
         </w:rPr>
-        <w:t>遼さんは、何だと、思いますか。</w:t>
+        <w:t>遼さんは何だと、思いますか。</w:t>
       </w:r>
     </w:p>
     <w:p>
@@ -3201,7 +3201,7 @@
           <w:i w:val="0"/>
           <w:sz w:val="22"/>
         </w:rPr>
-        <w:t>思うことは、あります。でも、言いません。当てずっぽうで言って、違っていたら、彼に失礼です。</w:t>
+        <w:t>思うことはあります。でも、言いません。当てずっぽうで言って、違っていたら彼に失礼です。</w:t>
       </w:r>
     </w:p>
     <w:p>
@@ -3247,7 +3247,7 @@
           <w:i w:val="0"/>
           <w:sz w:val="22"/>
         </w:rPr>
-        <w:t>そのときは、彼が、先に言うと思います。……彼はいつも、言う順番を決めている人でした。</w:t>
+        <w:t>そのときは彼が、先に言うと思います。……彼はいつも、言う順番を決めている人でした。</w:t>
       </w:r>
     </w:p>
     <w:p>
@@ -3285,7 +3285,7 @@
           <w:i w:val="0"/>
           <w:sz w:val="22"/>
         </w:rPr>
-        <w:t>腹が立ちます。言う順番を決めてから、順番の前に、いなくなって。</w:t>
+        <w:t>腹が立ちます。言う順番を決めてから、順番の前にいなくなって。</w:t>
       </w:r>
     </w:p>
     <w:p>
@@ -3300,7 +3300,7 @@
           <w:color w:val="555555"/>
           <w:sz w:val="22"/>
         </w:rPr>
-        <w:t>(遼は返す言葉を持たない。写しを、折り目をつけずに、封筒に入れる。)</w:t>
+        <w:t>(遼は返す言葉を持たない。写しを折り目をつけずに、封筒に入れる。)</w:t>
       </w:r>
     </w:p>
     <w:p>
@@ -3345,7 +3345,7 @@
           <w:color w:val="555555"/>
           <w:sz w:val="22"/>
         </w:rPr>
-        <w:t>(祭壇の前に、澪が座っている。二歳と一か月。黒いワンピースの裾を引っ張り、母親を見上げる。)</w:t>
+        <w:t>(祭壇の前に澪が座っている。二歳と一か月。黒いワンピースの裾を引っ張り、母親を見上げる。)</w:t>
       </w:r>
     </w:p>
     <w:p>
@@ -3414,7 +3414,7 @@
           <w:i w:val="0"/>
           <w:sz w:val="22"/>
         </w:rPr>
-        <w:t>いつ、おきる？</w:t>
+        <w:t>いつおきる？</w:t>
       </w:r>
     </w:p>
     <w:p>
@@ -3467,7 +3467,7 @@
           <w:color w:val="555555"/>
           <w:sz w:val="22"/>
         </w:rPr>
-        <w:t>(焼香の列が進む。浜野が、杖もつかず、背筋を伸ばして立っている。隣に和代と翔太、女将、大城。)</w:t>
+        <w:t>(焼香の列が進む。浜野が杖もつかず、背筋を伸ばして立っている。隣に和代と翔太、女将、大城。)</w:t>
       </w:r>
     </w:p>
     <w:p>
@@ -3500,7 +3500,7 @@
           <w:i w:val="0"/>
           <w:sz w:val="22"/>
         </w:rPr>
-        <w:t>なして、先さ行ぐ。見でっから、と言ったのは、おらだ。見でるうちに、先に行ぐ者が、多すぎる。</w:t>
+        <w:t>なして先さ行ぐ。見でっから、と言ったのはおらだ。見でるうちに先に行ぐ者が多すぎる。</w:t>
       </w:r>
     </w:p>
     <w:p>
@@ -3523,7 +3523,7 @@
           <w:i w:val="0"/>
           <w:sz w:val="22"/>
         </w:rPr>
-        <w:t>浜野さん。ここでは、小さい声で。</w:t>
+        <w:t>浜野さん。ここでは小さい声で。</w:t>
       </w:r>
     </w:p>
     <w:p>
@@ -3546,7 +3546,7 @@
           <w:i w:val="0"/>
           <w:sz w:val="22"/>
         </w:rPr>
-        <w:t>小さい声で言ってる。(間)遠藤、ゆずき、……今度は、相沢か。</w:t>
+        <w:t>小さい声で言ってる。(間)遠藤、ゆずき……今度は相沢か。</w:t>
       </w:r>
     </w:p>
     <w:p>
@@ -3561,7 +3561,7 @@
           <w:color w:val="555555"/>
           <w:sz w:val="22"/>
         </w:rPr>
-        <w:t>(和代は老人の背中を、黙って、軽く叩く。)</w:t>
+        <w:t>(和代は老人の背中を、黙って軽く叩く。)</w:t>
       </w:r>
     </w:p>
     <w:p>
@@ -3584,7 +3584,7 @@
           <w:i w:val="0"/>
           <w:sz w:val="22"/>
         </w:rPr>
-        <w:t>後悔先に立たず、と言うども、後悔は、あとから来て、居座るもんだ。(盆の上の精進料理を整えながら)今日は、よぐ食え。食わねえと、悔やむ力もなぐなる。</w:t>
+        <w:t>後悔先に立たず、と言うども後悔はあとから来て居座るもんだ。(盆の上の精進料理を整えながら)今日はよぐ食え。食わねえと悔やむ力もなぐなる。</w:t>
       </w:r>
     </w:p>
     <w:p>
@@ -3607,7 +3607,7 @@
           <w:i w:val="0"/>
           <w:sz w:val="22"/>
         </w:rPr>
-        <w:t>おれ、相沢さんに、一回だけ会いました。遼さんの選挙のとき、傘を二本持ってて。一本、貸してくれて。……返してないです。</w:t>
+        <w:t>おれ相沢さんに一回だけ会いました。遼さんの選挙のとき、傘を二本持ってて。一本、貸してくれて。……返してないです。</w:t>
       </w:r>
     </w:p>
     <w:p>
@@ -3630,7 +3630,7 @@
           <w:i w:val="0"/>
           <w:sz w:val="22"/>
         </w:rPr>
-        <w:t>返す日は、まだありますよ。奥様に、傘を預けておけばいい。</w:t>
+        <w:t>返す日はまだありますよ。奥様に傘を預けておけばいい。</w:t>
       </w:r>
     </w:p>
     <w:p>
@@ -3668,7 +3668,7 @@
           <w:color w:val="555555"/>
           <w:sz w:val="22"/>
         </w:rPr>
-        <w:t>(三浦が、盆に二つの湯呑みを載せて祭壇の前へ進む。一つは、水屋から出した相沢の白い湯呑み。もう一つは、亜美の前に置く。)</w:t>
+        <w:t>(三浦が、盆に二つの湯呑みを載せて祭壇の前へ進む。一つは水屋から出した相沢の白い湯呑み。もう一つは亜美の前に置く。)</w:t>
       </w:r>
     </w:p>
     <w:p>
@@ -3714,7 +3714,7 @@
           <w:i w:val="0"/>
           <w:sz w:val="22"/>
         </w:rPr>
-        <w:t>長く、待ちました。結婚してから、ずっと。</w:t>
+        <w:t>長く待ちました。結婚してからずっと。</w:t>
       </w:r>
     </w:p>
     <w:p>
@@ -3767,7 +3767,7 @@
           <w:color w:val="555555"/>
           <w:sz w:val="22"/>
         </w:rPr>
-        <w:t>(焼香の列の末に、黒い服の男が一人、静かに加わる。神崎である。遼は気づくが、近づかない。神崎は香を一度つまんで、祭壇に頭を下げ、遼の方へ顔を向けないまま、上着のポケットから紙片を一枚出して、受付の机の隅に置く。「明日の夜、伺います」。それだけ書いてある。)</w:t>
+        <w:t>(焼香の列の末に、黒い服の男が一人、静かに加わる。神崎である。遼は気づくが近づかない。神崎は香を一度つまんで、祭壇に頭を下げ、遼の方へ顔を向けないまま、上着のポケットから紙片を一枚出して、受付の机の隅に置く。「明日の夜、伺います」。それだけ書いてある。)</w:t>
       </w:r>
     </w:p>
     <w:p>
@@ -3782,7 +3782,7 @@
           <w:color w:val="555555"/>
           <w:sz w:val="22"/>
         </w:rPr>
-        <w:t>(三浦がその紙片を見て、遼に目で知らせる。遼は頷き、手帳の頁の間に挟む。)</w:t>
+        <w:t>(三浦がその紙片を見て、遼に目で知らせる。遼は頷き手帳の頁の間に挟む。)</w:t>
       </w:r>
     </w:p>
     <w:p>
@@ -3835,7 +3835,7 @@
           <w:i w:val="0"/>
           <w:sz w:val="22"/>
         </w:rPr>
-        <w:t>遼さんに、お願いがあります。</w:t>
+        <w:t>遼さんにお願いがあります。</w:t>
       </w:r>
     </w:p>
     <w:p>
@@ -3881,7 +3881,7 @@
           <w:i w:val="0"/>
           <w:sz w:val="22"/>
         </w:rPr>
-        <w:t>やめろ、とは言いません。続けるなら、続けてください。ただ、あの人の名前を、旗にしないでください。「相沢のために」と、演説で言わないで。あの人は、そういう言い方が、嫌いな人でした。</w:t>
+        <w:t>やめろ、とは言いません。続けるなら続けてください。ただあの人の名前を、旗にしないでください。「相沢のために」と、演説で言わないで。あの人はそういう言い方が、嫌いな人でした。</w:t>
       </w:r>
     </w:p>
     <w:p>
@@ -3904,7 +3904,7 @@
           <w:i w:val="0"/>
           <w:sz w:val="22"/>
         </w:rPr>
-        <w:t>使いません。(間)ただ、忘れもしません。両方は難しいと思いますが、やります。</w:t>
+        <w:t>使いません。(間)ただ忘れもしません。両方は難しいと思いますが、やります。</w:t>
       </w:r>
     </w:p>
     <w:p>
@@ -3996,7 +3996,7 @@
           <w:i w:val="0"/>
           <w:sz w:val="22"/>
         </w:rPr>
-        <w:t>まだ、開けません。今日ではない。開ける日が来たら、亜美さんに、先に言います。</w:t>
+        <w:t>まだ開けません。今日ではない。開ける日が来たら、亜美さんに先に言います。</w:t>
       </w:r>
     </w:p>
     <w:p>
@@ -4080,7 +4080,7 @@
           <w:i w:val="0"/>
           <w:sz w:val="22"/>
         </w:rPr>
-        <w:t>遼さん。あの人が、あなたに会いに行ったのは、償いのためではなかったと、私は思っています。役に立ちたかった、というのとも、少し違う。……約束を、果たしに行ったんです。何の約束かは、知りません。でも、そういう顔でした。</w:t>
+        <w:t>遼さん。あの人があなたに会いに行ったのは、償いのためではなかったと、私は思っています。役に立ちたかった、というのとも少し違う。……約束を、果たしに行ったんです。何の約束かは知りません。でも、そういう顔でした。</w:t>
       </w:r>
     </w:p>
     <w:p>
@@ -4255,7 +4255,7 @@
           <w:i w:val="0"/>
           <w:sz w:val="22"/>
         </w:rPr>
-        <w:t>探すのは結構です。ただ、探す手が増えるほど、事故は固くなる。そういう組織です。(間)私は、あなたに「守る手を先に」と言いました。十五日の夜に。</w:t>
+        <w:t>探すのは結構です。ただ探す手が増えるほど、事故は固くなる。そういう組織です。(間)私は、あなたに「守る手を先に」と言いました。十五日の夜に。</w:t>
       </w:r>
     </w:p>
     <w:p>
@@ -4301,7 +4301,7 @@
           <w:i w:val="0"/>
           <w:sz w:val="22"/>
         </w:rPr>
-        <w:t>相沢さんの件は私の持ち場ではない、という言い訳が、三つ、すぐ浮かびました。浮かぶ速さが、嫌でした。</w:t>
+        <w:t>相沢さんの件は私の持ち場ではない、という言い訳が三つ、すぐ浮かびました。浮かぶ速さが嫌でした。</w:t>
       </w:r>
     </w:p>
     <w:p>
@@ -4324,7 +4324,7 @@
           <w:i w:val="0"/>
           <w:sz w:val="22"/>
         </w:rPr>
-        <w:t>謝罪は、受け取りません。受け取ると、あなたが楽になる。</w:t>
+        <w:t>謝罪は受け取りません。受け取ると、あなたが楽になる。</w:t>
       </w:r>
     </w:p>
     <w:p>
@@ -4347,7 +4347,7 @@
           <w:i w:val="0"/>
           <w:sz w:val="22"/>
         </w:rPr>
-        <w:t>知っています。ですから、謝っていません。</w:t>
+        <w:t>知っています。ですから謝っていません。</w:t>
       </w:r>
     </w:p>
     <w:p>
@@ -4408,7 +4408,7 @@
           <w:i w:val="0"/>
           <w:sz w:val="22"/>
         </w:rPr>
-        <w:t>入口を、民事の側から開けます。証拠保全の申立てを、明後日に出します。</w:t>
+        <w:t>入口を民事の側から開けます。証拠保全の申立てを、明後日に出します。</w:t>
       </w:r>
     </w:p>
     <w:p>
@@ -4431,7 +4431,7 @@
           <w:i w:val="0"/>
           <w:sz w:val="22"/>
         </w:rPr>
-        <w:t>裁判所を使う。……悪くない。ただ、時間は、足りない。</w:t>
+        <w:t>裁判所を使う。……悪くない。ただ時間は足りない。</w:t>
       </w:r>
     </w:p>
     <w:p>
@@ -4484,7 +4484,7 @@
           <w:color w:val="555555"/>
           <w:sz w:val="22"/>
         </w:rPr>
-        <w:t>(神崎は紙を取り上げ、読む。一度、二度。湯呑みの縁に置いた指が、一秒ほど、止まる。)</w:t>
+        <w:t>(神崎は紙を取り上げ、読む。一度、二度。湯呑みの縁に置いた指が、一秒ほど止まる。)</w:t>
       </w:r>
     </w:p>
     <w:p>
@@ -4553,7 +4553,7 @@
           <w:i w:val="0"/>
           <w:sz w:val="22"/>
         </w:rPr>
-        <w:t>わからないことを、わかったふりはしません。(紙を机に戻す)これを、私にも写させてください。</w:t>
+        <w:t>わからないことを、わかったふりはしません。(紙を机に戻す)これを私にも写させてください。</w:t>
       </w:r>
     </w:p>
     <w:p>
@@ -4599,7 +4599,7 @@
           <w:i w:val="0"/>
           <w:sz w:val="22"/>
         </w:rPr>
-        <w:t>順番、ですか。(わずかに笑う)あなたは、お父上より、ずっと面倒だ。</w:t>
+        <w:t>順番ですか。(わずかに笑う)あなたはお父上よりずっと面倒だ。</w:t>
       </w:r>
     </w:p>
     <w:p>
@@ -4614,7 +4614,7 @@
           <w:color w:val="555555"/>
           <w:sz w:val="22"/>
         </w:rPr>
-        <w:t>(神崎は立ち、湯呑みに口をつけないまま、頭を下げる。戸口で、振り返る。)</w:t>
+        <w:t>(神崎は立ち、湯呑みに口をつけないまま、頭を下げる。戸口で振り返る。)</w:t>
       </w:r>
     </w:p>
     <w:p>
@@ -4690,7 +4690,7 @@
           <w:i w:val="0"/>
           <w:sz w:val="22"/>
         </w:rPr>
-        <w:t>受付は九時五十分。東京地裁に、民事訴訟法二百三十四条の証拠保全だ。相手方は鉄道会社。審尋は、来週になる。会社からは、夕方に連絡が来た。改札と階段のカメラを、保存に切り替えるそうだ。十一月四日は、越えた。</w:t>
+        <w:t>受付は九時五十分。東京地裁に、民事訴訟法二百三十四条の証拠保全だ。相手方は鉄道会社。審尋は来週になる。会社からは夕方に連絡が来た。改札と階段のカメラを、保存に切り替えるそうだ。十一月四日は越えた。</w:t>
       </w:r>
     </w:p>
     <w:p>
@@ -4746,7 +4746,7 @@
           <w:i w:val="0"/>
           <w:sz w:val="22"/>
         </w:rPr>
-        <w:t>それと、倉前さんの陣営から。森下さん経由で、「喪に服す期間として、遊説を数日休止されては」って。気遣いの言葉だけど、十一月二日の東北ブロックの党員大会は、休めば不戦欠席の扱いになる。</w:t>
+        <w:t>それと倉前さんの陣営から。森下さん経由で、「喪に服す期間として、遊説を数日休止されては」って。気遣いの言葉だけど、十一月二日の東北ブロックの党員大会は、休めば不戦欠席の扱いになる。</w:t>
       </w:r>
     </w:p>
     <w:p>
@@ -4769,7 +4769,7 @@
           <w:i w:val="0"/>
           <w:sz w:val="22"/>
         </w:rPr>
-        <w:t>先生。ここで、一つだけ、言わせてください。先生が進めてきた改革と、相沢さんの件を結ぶ証拠は、ありません。結ばないでください。いま結ぶと、事実より先に、物語ができます。</w:t>
+        <w:t>先生。ここで一つだけ言わせてください。先生が進めてきた改革と、相沢さんの件を結ぶ証拠は、ありません。結ばないでください。いま結ぶと、事実より先に、物語ができます。</w:t>
       </w:r>
     </w:p>
     <w:p>
@@ -4792,7 +4792,7 @@
           <w:i w:val="0"/>
           <w:sz w:val="22"/>
         </w:rPr>
-        <w:t>結びません。(間)ただ、結ばないまま、背負います。</w:t>
+        <w:t>結びません。(間)ただ結ばないまま背負います。</w:t>
       </w:r>
     </w:p>
     <w:p>
@@ -4876,7 +4876,7 @@
           <w:i w:val="0"/>
           <w:sz w:val="22"/>
         </w:rPr>
-        <w:t>司馬遷が書いている。商君列伝だ。商鞅は秦で法を改め、国を強くした。のちに追われ、逃げた先の宿で、通行証のない客は泊められないという自分の法のせいで、断られる。そのとき、こう言った。(間)「嗟乎、法を為すの敝、一に此に至るか」。</w:t>
+        <w:t>司馬遷が書いている。商君列伝だ。商鞅は秦で法を改め、国を強くした。のちに追われ、逃げた先の宿で、通行証のない客は泊められないという自分の法のせいで、断られる。そのときこう言った。(間)「嗟乎、法を為すの敝、一に此に至るか」。</w:t>
       </w:r>
     </w:p>
     <w:p>
@@ -4922,7 +4922,7 @@
           <w:i w:val="0"/>
           <w:sz w:val="22"/>
         </w:rPr>
-        <w:t>そうだ。だが、先生の話ではない。先生の法は、まだ法にもなっていない。それでも誰かが払ったように見える。払わされたのかどうかも、まだわからない。……だから、代償と呼ぶのは、早い。</w:t>
+        <w:t>そうだ。だが、先生の話ではない。先生の法は、まだ法にもなっていない。それでも誰かが払ったように見える。払わされたのかどうかも、まだわからない。……だから代償と呼ぶのは早い。</w:t>
       </w:r>
     </w:p>
     <w:p>
@@ -4945,7 +4945,7 @@
           <w:i w:val="0"/>
           <w:sz w:val="22"/>
         </w:rPr>
-        <w:t>代償と呼びたくなる自分を、記録しておきます。(手帳に書く)呼ぶのは、わかってからです。</w:t>
+        <w:t>代償と呼びたくなる自分を、記録しておきます。(手帳に書く)呼ぶのはわかってからです。</w:t>
       </w:r>
     </w:p>
     <w:p>
@@ -4991,7 +4991,7 @@
           <w:i w:val="0"/>
           <w:sz w:val="22"/>
         </w:rPr>
-        <w:t>出ます。休むのは、一日だけです。明日、午前に、相沢の家に寄ります。東北へ行くのは、その後です。</w:t>
+        <w:t>出ます。休むのは一日だけです。明日、午前に相沢の家に寄ります。東北へ行くのは、その後です。</w:t>
       </w:r>
     </w:p>
     <w:p>
@@ -5014,7 +5014,7 @@
           <w:i w:val="0"/>
           <w:sz w:val="22"/>
         </w:rPr>
-        <w:t>公約は、変えますか。</w:t>
+        <w:t>公約は変えますか。</w:t>
       </w:r>
     </w:p>
     <w:p>
@@ -5037,7 +5037,7 @@
           <w:i w:val="0"/>
           <w:sz w:val="22"/>
         </w:rPr>
-        <w:t>変えません。政策活動費も、収容施設の記録も、口添えの記録も。やめない、と言う資格が、いま、いちばんない人間が、言います。(間)言う資格がないから、やめる、にはしません。</w:t>
+        <w:t>変えません。政策活動費も、収容施設の記録も、口添えの記録も。やめない、と言う資格がいま、いちばんない人間が、言います。(間)言う資格がないから、やめるにはしません。</w:t>
       </w:r>
     </w:p>
     <w:p>
@@ -5052,7 +5052,7 @@
           <w:color w:val="555555"/>
           <w:sz w:val="22"/>
         </w:rPr>
-        <w:t>(誰も拍手をしない。拍手の代わりに、三浦が立って、棚の前へ行く。桐生の湯呑みは机の上。柚木の白い湯呑みは、伏せて棚の端。その隣に、相沢の白い湯呑みを持っていく。)</w:t>
+        <w:t>(誰も拍手をしない。拍手の代わりに、三浦が立って棚の前へ行く。桐生の湯呑みは机の上。柚木の白い湯呑みは、伏せて棚の端。その隣に、相沢の白い湯呑みを持っていく。)</w:t>
       </w:r>
     </w:p>
     <w:p>
@@ -5075,7 +5075,7 @@
           <w:i w:val="0"/>
           <w:sz w:val="22"/>
         </w:rPr>
-        <w:t>先生。これは、伏せますか。起こしますか。</w:t>
+        <w:t>先生。これは伏せますか。起こしますか。</w:t>
       </w:r>
     </w:p>
     <w:p>
